--- a/方向分析/专利/01_证据冲突感知的可信开放集加密恶意流量检测方法及装置/证据冲突感知的可信开放集加密恶意流量检测方法及系统模板.docx
+++ b/方向分析/专利/01_证据冲突感知的可信开放集加密恶意流量检测方法及装置/证据冲突感知的可信开放集加密恶意流量检测方法及系统模板.docx
@@ -8,7 +8,6 @@
         <w:spacing w:line="360" w:lineRule="auto"/>
         <w:jc w:val="center"/>
         <w:rPr>
-          <w:rFonts w:hint="eastAsia"/>
           <w:b/>
           <w:sz w:val="24"/>
           <w:szCs w:val="24"/>
@@ -138,296 +137,160 @@
         <w:spacing w:line="360" w:lineRule="auto"/>
         <w:ind w:firstLineChars="200" w:firstLine="480"/>
         <w:rPr>
-          <w:sz w:val="24"/>
-        </w:rPr>
-      </w:pPr>
-      <w:bookmarkStart w:id="1" w:name="_Toc312677463"/>
-      <w:bookmarkStart w:id="2" w:name="_Toc312677462"/>
-      <w:r>
-        <w:rPr>
-          <w:sz w:val="24"/>
-        </w:rPr>
-        <w:t>随着</w:t>
-      </w:r>
-      <w:r>
-        <w:rPr>
-          <w:rFonts w:ascii="宋体" w:hAnsi="宋体" w:hint="eastAsia"/>
-          <w:bCs/>
-        </w:rPr>
-        <w:t>…</w:t>
-      </w:r>
-      <w:r>
-        <w:rPr>
-          <w:sz w:val="24"/>
-        </w:rPr>
-        <w:t>。据统计，</w:t>
-      </w:r>
-      <w:r>
-        <w:rPr>
-          <w:rFonts w:ascii="宋体" w:hAnsi="宋体" w:hint="eastAsia"/>
-          <w:bCs/>
-        </w:rPr>
-        <w:t>…</w:t>
-      </w:r>
-      <w:r>
-        <w:rPr>
-          <w:sz w:val="24"/>
-        </w:rPr>
-        <w:t>。</w:t>
-      </w:r>
-      <w:bookmarkStart w:id="3" w:name="OLE_LINK42"/>
-      <w:r>
-        <w:rPr>
-          <w:sz w:val="24"/>
-        </w:rPr>
-        <w:t>然而，</w:t>
-      </w:r>
-      <w:r>
-        <w:rPr>
-          <w:rFonts w:ascii="宋体" w:hAnsi="宋体" w:hint="eastAsia"/>
-          <w:bCs/>
-        </w:rPr>
-        <w:t>…</w:t>
-      </w:r>
-      <w:r>
-        <w:rPr>
-          <w:rFonts w:hint="eastAsia"/>
-          <w:sz w:val="24"/>
-        </w:rPr>
-        <w:t>。因此，</w:t>
-      </w:r>
-      <w:r>
-        <w:rPr>
-          <w:rFonts w:ascii="宋体" w:hAnsi="宋体" w:hint="eastAsia"/>
-          <w:bCs/>
-        </w:rPr>
-        <w:t>…</w:t>
-      </w:r>
-      <w:r>
-        <w:rPr>
-          <w:rFonts w:hint="eastAsia"/>
-          <w:sz w:val="24"/>
-        </w:rPr>
-        <w:t>，已成为网络安全领域的关键课题。</w:t>
-      </w:r>
-    </w:p>
-    <w:bookmarkEnd w:id="3"/>
-    <w:p>
-      <w:pPr>
-        <w:pStyle w:val="Body"/>
-        <w:ind w:firstLine="480"/>
-        <w:rPr>
-          <w:rFonts w:cs="Times New Roman"/>
-          <w:kern w:val="2"/>
-          <w:szCs w:val="20"/>
-        </w:rPr>
-      </w:pPr>
-      <w:r>
-        <w:rPr>
-          <w:rFonts w:ascii="宋体" w:hAnsi="宋体" w:hint="eastAsia"/>
-          <w:bCs/>
-        </w:rPr>
-        <w:t>…</w:t>
-      </w:r>
-      <w:r>
-        <w:rPr>
-          <w:rFonts w:cs="Times New Roman" w:hint="eastAsia"/>
-          <w:kern w:val="2"/>
-          <w:szCs w:val="20"/>
-        </w:rPr>
-        <w:t>局限性，难以适应日益动态化、复杂化的网络环境，</w:t>
-      </w:r>
-      <w:r>
-        <w:rPr>
-          <w:rFonts w:cs="Times New Roman" w:hint="eastAsia"/>
-          <w:kern w:val="2"/>
-          <w:szCs w:val="20"/>
-        </w:rPr>
-        <w:t>进而</w:t>
-      </w:r>
-      <w:r>
-        <w:rPr>
-          <w:rFonts w:ascii="宋体" w:hAnsi="宋体" w:hint="eastAsia"/>
-          <w:bCs/>
-        </w:rPr>
-        <w:t>…</w:t>
-      </w:r>
-      <w:r>
-        <w:rPr>
-          <w:rFonts w:cs="Times New Roman" w:hint="eastAsia"/>
-          <w:kern w:val="2"/>
-          <w:szCs w:val="20"/>
-        </w:rPr>
-        <w:t>。然而，</w:t>
-      </w:r>
-      <w:r>
-        <w:rPr>
-          <w:rFonts w:ascii="宋体" w:hAnsi="宋体" w:hint="eastAsia"/>
-          <w:bCs/>
-        </w:rPr>
-        <w:t>…</w:t>
-      </w:r>
-      <w:r>
-        <w:rPr>
-          <w:rFonts w:cs="Times New Roman" w:hint="eastAsia"/>
-          <w:kern w:val="2"/>
-          <w:szCs w:val="20"/>
-        </w:rPr>
-        <w:t>，难以</w:t>
-      </w:r>
-      <w:r>
-        <w:rPr>
-          <w:rFonts w:ascii="宋体" w:hAnsi="宋体" w:hint="eastAsia"/>
-          <w:bCs/>
-        </w:rPr>
-        <w:t>…</w:t>
-      </w:r>
-      <w:r>
-        <w:rPr>
-          <w:rFonts w:cs="Times New Roman" w:hint="eastAsia"/>
-          <w:kern w:val="2"/>
-          <w:szCs w:val="20"/>
-        </w:rPr>
-        <w:t>。鉴于此，亟需</w:t>
-      </w:r>
-      <w:r>
-        <w:rPr>
-          <w:rFonts w:cs="Times New Roman" w:hint="eastAsia"/>
-          <w:kern w:val="2"/>
-          <w:szCs w:val="20"/>
-        </w:rPr>
-        <w:t>引入</w:t>
-      </w:r>
-      <w:r>
-        <w:rPr>
-          <w:rFonts w:ascii="宋体" w:hAnsi="宋体" w:hint="eastAsia"/>
-          <w:bCs/>
-        </w:rPr>
-        <w:t>…</w:t>
-      </w:r>
-      <w:r>
-        <w:rPr>
-          <w:rFonts w:cs="Times New Roman" w:hint="eastAsia"/>
-          <w:kern w:val="2"/>
-          <w:szCs w:val="20"/>
-        </w:rPr>
-        <w:t>方案来应对这一挑战。</w:t>
-      </w:r>
-    </w:p>
-    <w:p>
-      <w:pPr>
-        <w:pStyle w:val="Body"/>
-        <w:ind w:firstLine="480"/>
-        <w:rPr>
-          <w:rFonts w:cs="Times New Roman"/>
-          <w:kern w:val="2"/>
-          <w:szCs w:val="20"/>
-        </w:rPr>
-      </w:pPr>
-      <w:r>
-        <w:rPr>
-          <w:rFonts w:cs="Times New Roman" w:hint="eastAsia"/>
-          <w:kern w:val="2"/>
-          <w:szCs w:val="20"/>
-        </w:rPr>
-        <w:t>在此背景下，</w:t>
-      </w:r>
-      <w:r>
-        <w:rPr>
-          <w:rFonts w:ascii="宋体" w:hAnsi="宋体" w:hint="eastAsia"/>
-          <w:bCs/>
-        </w:rPr>
-        <w:t>…</w:t>
-      </w:r>
-      <w:r>
-        <w:rPr>
-          <w:rFonts w:cs="Times New Roman" w:hint="eastAsia"/>
-          <w:kern w:val="2"/>
-          <w:szCs w:val="20"/>
-        </w:rPr>
-        <w:t>虽已取得初步成效，但仍存在以下显著局限：</w:t>
-      </w:r>
-      <w:r>
-        <w:rPr>
-          <w:rFonts w:ascii="宋体" w:hAnsi="宋体" w:hint="eastAsia"/>
-          <w:bCs/>
-        </w:rPr>
-        <w:t>…</w:t>
-      </w:r>
-      <w:r>
-        <w:rPr>
-          <w:rFonts w:cs="Times New Roman" w:hint="eastAsia"/>
-          <w:kern w:val="2"/>
-          <w:szCs w:val="20"/>
-        </w:rPr>
-        <w:t>。</w:t>
-      </w:r>
-    </w:p>
-    <w:p>
-      <w:pPr>
-        <w:pStyle w:val="Body"/>
-        <w:ind w:firstLine="480"/>
-        <w:rPr>
-          <w:rFonts w:cs="Times New Roman"/>
-          <w:kern w:val="2"/>
-          <w:szCs w:val="20"/>
-        </w:rPr>
-      </w:pPr>
-      <w:r>
-        <w:rPr>
-          <w:rFonts w:cs="Times New Roman" w:hint="eastAsia"/>
-          <w:kern w:val="2"/>
-          <w:szCs w:val="20"/>
-        </w:rPr>
-        <w:t>现有</w:t>
-      </w:r>
-      <w:r>
-        <w:rPr>
-          <w:rFonts w:ascii="宋体" w:hAnsi="宋体" w:hint="eastAsia"/>
-          <w:bCs/>
-        </w:rPr>
-        <w:t>…</w:t>
-      </w:r>
-      <w:r>
-        <w:rPr>
-          <w:rFonts w:cs="Times New Roman" w:hint="eastAsia"/>
-          <w:kern w:val="2"/>
-          <w:szCs w:val="20"/>
-        </w:rPr>
-        <w:t>，难以</w:t>
-      </w:r>
-      <w:r>
-        <w:rPr>
-          <w:rFonts w:ascii="宋体" w:hAnsi="宋体" w:hint="eastAsia"/>
-          <w:bCs/>
-        </w:rPr>
-        <w:t>…</w:t>
-      </w:r>
-      <w:r>
-        <w:rPr>
-          <w:rFonts w:cs="Times New Roman" w:hint="eastAsia"/>
-          <w:kern w:val="2"/>
-          <w:szCs w:val="20"/>
-        </w:rPr>
-        <w:t>，导致</w:t>
-      </w:r>
-      <w:r>
-        <w:rPr>
-          <w:rFonts w:ascii="宋体" w:hAnsi="宋体" w:hint="eastAsia"/>
-          <w:bCs/>
-        </w:rPr>
-        <w:t>…</w:t>
-      </w:r>
-      <w:r>
-        <w:rPr>
-          <w:rFonts w:cs="Times New Roman"/>
-          <w:kern w:val="2"/>
-          <w:szCs w:val="20"/>
-        </w:rPr>
-        <w:t>，为解决上述问题，提出本发明。</w:t>
-      </w:r>
-      <w:bookmarkEnd w:id="1"/>
-      <w:bookmarkEnd w:id="2"/>
+          <w:rFonts w:hint="eastAsia"/>
+          <w:sz w:val="24"/>
+        </w:rPr>
+      </w:pPr>
+      <w:r>
+        <w:rPr>
+          <w:rFonts w:hint="eastAsia"/>
+          <w:sz w:val="24"/>
+        </w:rPr>
+        <w:t>随着网络业务和攻击通信全面加密化，</w:t>
+      </w:r>
+      <w:r>
+        <w:rPr>
+          <w:rFonts w:hint="eastAsia"/>
+          <w:sz w:val="24"/>
+        </w:rPr>
+        <w:t>TLS</w:t>
+      </w:r>
+      <w:r>
+        <w:rPr>
+          <w:rFonts w:hint="eastAsia"/>
+          <w:sz w:val="24"/>
+        </w:rPr>
+        <w:t>、</w:t>
+      </w:r>
+      <w:r>
+        <w:rPr>
+          <w:rFonts w:hint="eastAsia"/>
+          <w:sz w:val="24"/>
+        </w:rPr>
+        <w:t>QUIC</w:t>
+      </w:r>
+      <w:r>
+        <w:rPr>
+          <w:rFonts w:hint="eastAsia"/>
+          <w:sz w:val="24"/>
+        </w:rPr>
+        <w:t>、</w:t>
+      </w:r>
+      <w:r>
+        <w:rPr>
+          <w:rFonts w:hint="eastAsia"/>
+          <w:sz w:val="24"/>
+        </w:rPr>
+        <w:t>VPN</w:t>
+      </w:r>
+      <w:r>
+        <w:rPr>
+          <w:rFonts w:hint="eastAsia"/>
+          <w:sz w:val="24"/>
+        </w:rPr>
+        <w:t>、</w:t>
+      </w:r>
+      <w:proofErr w:type="spellStart"/>
+      <w:r>
+        <w:rPr>
+          <w:rFonts w:hint="eastAsia"/>
+          <w:sz w:val="24"/>
+        </w:rPr>
+        <w:t>DoH</w:t>
+      </w:r>
+      <w:proofErr w:type="spellEnd"/>
+      <w:r>
+        <w:rPr>
+          <w:rFonts w:hint="eastAsia"/>
+          <w:sz w:val="24"/>
+        </w:rPr>
+        <w:t xml:space="preserve"> </w:t>
+      </w:r>
+      <w:r>
+        <w:rPr>
+          <w:rFonts w:hint="eastAsia"/>
+          <w:sz w:val="24"/>
+        </w:rPr>
+        <w:t>等协议被广泛用于</w:t>
+      </w:r>
+      <w:r>
+        <w:rPr>
+          <w:rFonts w:hint="eastAsia"/>
+          <w:sz w:val="24"/>
+        </w:rPr>
+        <w:t xml:space="preserve"> Web </w:t>
+      </w:r>
+      <w:r>
+        <w:rPr>
+          <w:rFonts w:hint="eastAsia"/>
+          <w:sz w:val="24"/>
+        </w:rPr>
+        <w:t>访问、云服务、远程办公和移动应用通信。据统计，加密流量已成为互联网通信的主要承载形态，恶意软件回连、命令控制、代理转发和数据外传等行为也越来越多地隐藏在加密通道中。然而，传统依赖明文载荷、关键字匹配和固定协议字段的检测方法难以直接适用。因此，在不解密载荷的前提下实现加密恶意流量可信检测和未知威胁发现，已成为网络安全领域的关键课题。</w:t>
+      </w:r>
+    </w:p>
+    <w:p>
+      <w:pPr>
+        <w:spacing w:line="360" w:lineRule="auto"/>
+        <w:ind w:firstLineChars="200" w:firstLine="480"/>
+        <w:rPr>
+          <w:rFonts w:hint="eastAsia"/>
+          <w:sz w:val="24"/>
+        </w:rPr>
+      </w:pPr>
+      <w:r>
+        <w:rPr>
+          <w:rFonts w:hint="eastAsia"/>
+          <w:sz w:val="24"/>
+        </w:rPr>
+        <w:t>现有加密恶意流量检测方法通常利用流统计、包长方向序列、</w:t>
+      </w:r>
+      <w:r>
+        <w:rPr>
+          <w:rFonts w:hint="eastAsia"/>
+          <w:sz w:val="24"/>
+        </w:rPr>
+        <w:t xml:space="preserve">TLS/QUIC </w:t>
+      </w:r>
+      <w:r>
+        <w:rPr>
+          <w:rFonts w:hint="eastAsia"/>
+          <w:sz w:val="24"/>
+        </w:rPr>
+        <w:t>可见字段、证书摘要、协议指纹和主机会话关系等侧信道特征进行分类，但多数方法仍以闭集识别为基础，存在类别集合固定、未知样本拒识能力不足等局限性，难以适应日益动态化、复杂化的网络环境，进而导致新攻击族、新通信模式或新业务伪装流量被高置信度误判为已知类别。然而，单一开放集分数或简单阈值方法难以稳定区分证据不足、业务漂移和真实未知恶意行为。鉴于此，亟需引入面向证据可信度和开放集风险联合建模的检测方案来应对这一挑战。</w:t>
+      </w:r>
+    </w:p>
+    <w:p>
+      <w:pPr>
+        <w:spacing w:line="360" w:lineRule="auto"/>
+        <w:ind w:firstLineChars="200" w:firstLine="480"/>
+        <w:rPr>
+          <w:rFonts w:hint="eastAsia"/>
+          <w:sz w:val="24"/>
+        </w:rPr>
+      </w:pPr>
+      <w:r>
+        <w:rPr>
+          <w:rFonts w:hint="eastAsia"/>
+          <w:sz w:val="24"/>
+        </w:rPr>
+        <w:t>在此背景下，多模态加密流量检测虽已取得初步成效，但仍存在以下显著局限：其一，常见特征拼接、投票或注意力融合方法难以显式刻画不同模态之间的证据冲突；其二，当某一模态缺失、污染或不可靠时，模型仍可能形成虚假的确定性结论；其三，检测结果缺少可解释证据包，难以说明未知风险来源。</w:t>
+      </w:r>
+    </w:p>
+    <w:p>
+      <w:pPr>
+        <w:spacing w:line="360" w:lineRule="auto"/>
+        <w:ind w:firstLineChars="200" w:firstLine="480"/>
+        <w:rPr>
+          <w:sz w:val="24"/>
+        </w:rPr>
+      </w:pPr>
+      <w:r>
+        <w:rPr>
+          <w:rFonts w:hint="eastAsia"/>
+          <w:sz w:val="24"/>
+        </w:rPr>
+        <w:t>现有方法难以同时实现多模态证据可信融合、冲突感知、开放集未知判定和确认反馈更新，导致未知加密恶意流量发现不稳定、误报漏报难以平衡、检测结果可复核性不足。为解决上述问题，提出本发明。</w:t>
+      </w:r>
     </w:p>
     <w:p>
       <w:pPr>
@@ -437,12 +300,21 @@
           <w:sz w:val="24"/>
         </w:rPr>
       </w:pPr>
-      <w:r>
-        <w:rPr>
-          <w:rFonts w:hint="eastAsia"/>
+    </w:p>
+    <w:p>
+      <w:pPr>
+        <w:spacing w:line="360" w:lineRule="auto"/>
+        <w:rPr>
           <w:b/>
           <w:sz w:val="24"/>
         </w:rPr>
+      </w:pPr>
+      <w:r>
+        <w:rPr>
+          <w:rFonts w:hint="eastAsia"/>
+          <w:b/>
+          <w:sz w:val="24"/>
+        </w:rPr>
         <w:t>发明</w:t>
       </w:r>
       <w:r>
@@ -453,113 +325,175 @@
         <w:t>内容</w:t>
       </w:r>
     </w:p>
-    <w:p>
-      <w:pPr>
-        <w:pStyle w:val="Body"/>
-        <w:ind w:firstLine="480"/>
-        <w:rPr>
-          <w:rFonts w:ascii="宋体" w:hAnsi="宋体" w:hint="eastAsia"/>
-          <w:bCs/>
-        </w:rPr>
-      </w:pPr>
-      <w:bookmarkStart w:id="4" w:name="_Hlk160174417"/>
-      <w:r>
-        <w:rPr>
-          <w:rFonts w:ascii="宋体" w:hAnsi="宋体" w:hint="eastAsia"/>
-          <w:bCs/>
-        </w:rPr>
-        <w:t>针对现有技术的不足，本发明提出了</w:t>
-      </w:r>
-      <w:bookmarkStart w:id="5" w:name="OLE_LINK30"/>
-      <w:r>
-        <w:rPr>
-          <w:rFonts w:ascii="宋体" w:hAnsi="宋体" w:hint="eastAsia"/>
-          <w:bCs/>
-        </w:rPr>
-        <w:t>…</w:t>
-      </w:r>
-      <w:bookmarkEnd w:id="5"/>
-      <w:r>
-        <w:rPr>
-          <w:rFonts w:ascii="宋体" w:hAnsi="宋体" w:hint="eastAsia"/>
-          <w:bCs/>
-        </w:rPr>
-        <w:t>，该方法</w:t>
-      </w:r>
-      <w:bookmarkStart w:id="6" w:name="OLE_LINK29"/>
-      <w:r>
-        <w:rPr>
-          <w:rFonts w:ascii="宋体" w:hAnsi="宋体"/>
-          <w:bCs/>
-        </w:rPr>
-        <w:t>…</w:t>
-      </w:r>
-      <w:bookmarkEnd w:id="6"/>
-      <w:r>
-        <w:rPr>
-          <w:rFonts w:ascii="宋体" w:hAnsi="宋体" w:hint="eastAsia"/>
-          <w:bCs/>
-        </w:rPr>
-        <w:t>，并成功解决</w:t>
-      </w:r>
-      <w:r>
-        <w:rPr>
-          <w:rFonts w:ascii="宋体" w:hAnsi="宋体"/>
-          <w:bCs/>
-        </w:rPr>
-        <w:t>…</w:t>
-      </w:r>
-      <w:r>
-        <w:rPr>
-          <w:rFonts w:ascii="宋体" w:hAnsi="宋体" w:hint="eastAsia"/>
-          <w:bCs/>
-        </w:rPr>
-        <w:t>等关键问题。</w:t>
-      </w:r>
-    </w:p>
-    <w:p>
-      <w:pPr>
-        <w:pStyle w:val="Body"/>
-        <w:ind w:firstLine="480"/>
-      </w:pPr>
-      <w:r>
-        <w:rPr>
-          <w:rFonts w:cs="Times New Roman"/>
-          <w:bCs/>
-        </w:rPr>
-        <w:t>术语解释：</w:t>
-      </w:r>
-    </w:p>
-    <w:p>
-      <w:pPr>
-        <w:pStyle w:val="Body"/>
-        <w:ind w:firstLine="480"/>
-        <w:rPr>
-          <w:rFonts w:cs="Times New Roman"/>
-          <w:bCs/>
-        </w:rPr>
-      </w:pPr>
-      <w:bookmarkStart w:id="7" w:name="OLE_LINK41"/>
-      <w:r>
-        <w:rPr>
-          <w:rFonts w:ascii="宋体" w:hAnsi="宋体" w:hint="eastAsia"/>
-          <w:bCs/>
-        </w:rPr>
-        <w:t>…</w:t>
-      </w:r>
-    </w:p>
-    <w:bookmarkEnd w:id="7"/>
     <w:p>
       <w:pPr>
         <w:spacing w:line="360" w:lineRule="auto"/>
         <w:ind w:firstLineChars="200" w:firstLine="480"/>
         <w:jc w:val="left"/>
         <w:rPr>
-          <w:bCs/>
-          <w:sz w:val="24"/>
-          <w:szCs w:val="24"/>
-        </w:rPr>
-      </w:pPr>
+          <w:rFonts w:asciiTheme="minorEastAsia" w:eastAsiaTheme="minorEastAsia" w:hAnsiTheme="minorEastAsia" w:hint="eastAsia"/>
+          <w:sz w:val="24"/>
+          <w:szCs w:val="24"/>
+        </w:rPr>
+      </w:pPr>
+      <w:bookmarkStart w:id="1" w:name="_Hlk160174417"/>
+      <w:r>
+        <w:rPr>
+          <w:rFonts w:asciiTheme="minorEastAsia" w:eastAsiaTheme="minorEastAsia" w:hAnsiTheme="minorEastAsia" w:hint="eastAsia"/>
+          <w:sz w:val="24"/>
+          <w:szCs w:val="24"/>
+        </w:rPr>
+        <w:t>针对现有技术的不足，本发明提出了一种证据冲突感知的可信开放集加密恶意流量检测方法及系统，该方法在不解密载荷的前提下，构建多粒度侧信道特征，生成各</w:t>
+      </w:r>
+      <w:r>
+        <w:rPr>
+          <w:rFonts w:asciiTheme="minorEastAsia" w:eastAsiaTheme="minorEastAsia" w:hAnsiTheme="minorEastAsia" w:hint="eastAsia"/>
+          <w:sz w:val="24"/>
+          <w:szCs w:val="24"/>
+        </w:rPr>
+        <w:lastRenderedPageBreak/>
+        <w:t>模态证据意见，显式计算证据冲突并进行自适应折扣融合，结合多因素开放集风险输出检测结果，并成功解决未知流量高置信误判、模态冲突难刻画和结果可信解释不足等关键问题。</w:t>
+      </w:r>
+    </w:p>
+    <w:p>
+      <w:pPr>
+        <w:spacing w:line="360" w:lineRule="auto"/>
+        <w:ind w:firstLineChars="200" w:firstLine="480"/>
+        <w:jc w:val="left"/>
+        <w:rPr>
+          <w:rFonts w:asciiTheme="minorEastAsia" w:eastAsiaTheme="minorEastAsia" w:hAnsiTheme="minorEastAsia" w:hint="eastAsia"/>
+          <w:sz w:val="24"/>
+          <w:szCs w:val="24"/>
+        </w:rPr>
+      </w:pPr>
+      <w:r>
+        <w:rPr>
+          <w:rFonts w:asciiTheme="minorEastAsia" w:eastAsiaTheme="minorEastAsia" w:hAnsiTheme="minorEastAsia" w:hint="eastAsia"/>
+          <w:sz w:val="24"/>
+          <w:szCs w:val="24"/>
+        </w:rPr>
+        <w:t>术语解释如下：</w:t>
+      </w:r>
+    </w:p>
+    <w:p>
+      <w:pPr>
+        <w:spacing w:line="360" w:lineRule="auto"/>
+        <w:ind w:firstLineChars="200" w:firstLine="480"/>
+        <w:jc w:val="left"/>
+        <w:rPr>
+          <w:rFonts w:asciiTheme="minorEastAsia" w:eastAsiaTheme="minorEastAsia" w:hAnsiTheme="minorEastAsia" w:hint="eastAsia"/>
+          <w:sz w:val="24"/>
+          <w:szCs w:val="24"/>
+        </w:rPr>
+      </w:pPr>
+      <w:r>
+        <w:rPr>
+          <w:rFonts w:asciiTheme="minorEastAsia" w:eastAsiaTheme="minorEastAsia" w:hAnsiTheme="minorEastAsia" w:hint="eastAsia"/>
+          <w:sz w:val="24"/>
+          <w:szCs w:val="24"/>
+        </w:rPr>
+        <w:t>加密流量对象，是指由同一通信会话、连接片段、固定时间窗口或固定报文数量聚合得到的待检测对象。该对象可以来自原始报文、NetFlow/IPFIX 记录、代理日志、DNS 日志、证书日志或告警上下文，但不包含需要还原明文内容的用户载荷。</w:t>
+      </w:r>
+    </w:p>
+    <w:p>
+      <w:pPr>
+        <w:spacing w:line="360" w:lineRule="auto"/>
+        <w:ind w:firstLineChars="200" w:firstLine="480"/>
+        <w:jc w:val="left"/>
+        <w:rPr>
+          <w:rFonts w:asciiTheme="minorEastAsia" w:eastAsiaTheme="minorEastAsia" w:hAnsiTheme="minorEastAsia" w:hint="eastAsia"/>
+          <w:sz w:val="24"/>
+          <w:szCs w:val="24"/>
+        </w:rPr>
+      </w:pPr>
+      <w:r>
+        <w:rPr>
+          <w:rFonts w:asciiTheme="minorEastAsia" w:eastAsiaTheme="minorEastAsia" w:hAnsiTheme="minorEastAsia" w:hint="eastAsia"/>
+          <w:sz w:val="24"/>
+          <w:szCs w:val="24"/>
+        </w:rPr>
+        <w:t>多粒度侧信道特征，是指从同一加密流量对象中提取的互补观测信息，包括流统计特征、包长方向时序特征、加密协议可见字段特征、不可逆字节摘要或时频特征、主机与会话关系图特征等。上述特征从不同粒度描述流量行为，既可以独立检测，也可以形成多模态证据。</w:t>
+      </w:r>
+    </w:p>
+    <w:p>
+      <w:pPr>
+        <w:spacing w:line="360" w:lineRule="auto"/>
+        <w:ind w:firstLineChars="200" w:firstLine="480"/>
+        <w:jc w:val="left"/>
+        <w:rPr>
+          <w:rFonts w:asciiTheme="minorEastAsia" w:eastAsiaTheme="minorEastAsia" w:hAnsiTheme="minorEastAsia" w:hint="eastAsia"/>
+          <w:sz w:val="24"/>
+          <w:szCs w:val="24"/>
+        </w:rPr>
+      </w:pPr>
+      <w:r>
+        <w:rPr>
+          <w:rFonts w:asciiTheme="minorEastAsia" w:eastAsiaTheme="minorEastAsia" w:hAnsiTheme="minorEastAsia" w:hint="eastAsia"/>
+          <w:sz w:val="24"/>
+          <w:szCs w:val="24"/>
+        </w:rPr>
+        <w:t>模态证据意见，是指某一模态针对待检测流量对象给出的类别信念、类别证据、不确定性和可靠度的组合。类别信念表示该模态对各已知类别的支持程度，不确定性表示该模态是否证据不足，可靠度表示该模态在当前样本和当前场景下是否可信。</w:t>
+      </w:r>
+    </w:p>
+    <w:p>
+      <w:pPr>
+        <w:spacing w:line="360" w:lineRule="auto"/>
+        <w:ind w:firstLineChars="200" w:firstLine="480"/>
+        <w:jc w:val="left"/>
+        <w:rPr>
+          <w:rFonts w:asciiTheme="minorEastAsia" w:eastAsiaTheme="minorEastAsia" w:hAnsiTheme="minorEastAsia" w:hint="eastAsia"/>
+          <w:sz w:val="24"/>
+          <w:szCs w:val="24"/>
+        </w:rPr>
+      </w:pPr>
+      <w:r>
+        <w:rPr>
+          <w:rFonts w:asciiTheme="minorEastAsia" w:eastAsiaTheme="minorEastAsia" w:hAnsiTheme="minorEastAsia" w:hint="eastAsia"/>
+          <w:sz w:val="24"/>
+          <w:szCs w:val="24"/>
+        </w:rPr>
+        <w:t>证据冲突，是指至少两个模态在自身质量较好、可靠度较高且不确定性较低的情况下，对同一流量对象给出明显不同的类别支持或风险判断。本发明将证据冲突作为未知风险的重要来源，而不是简单通过平均、投票或注意力权重将其消除。</w:t>
+      </w:r>
+    </w:p>
+    <w:p>
+      <w:pPr>
+        <w:spacing w:line="360" w:lineRule="auto"/>
+        <w:ind w:firstLineChars="200" w:firstLine="480"/>
+        <w:jc w:val="left"/>
+        <w:rPr>
+          <w:rFonts w:asciiTheme="minorEastAsia" w:eastAsiaTheme="minorEastAsia" w:hAnsiTheme="minorEastAsia" w:hint="eastAsia"/>
+          <w:sz w:val="24"/>
+          <w:szCs w:val="24"/>
+        </w:rPr>
+      </w:pPr>
+      <w:r>
+        <w:rPr>
+          <w:rFonts w:asciiTheme="minorEastAsia" w:eastAsiaTheme="minorEastAsia" w:hAnsiTheme="minorEastAsia" w:hint="eastAsia"/>
+          <w:sz w:val="24"/>
+          <w:szCs w:val="24"/>
+        </w:rPr>
+        <w:t>可信开放集检测，是指系统既能对已知正常类别和已知恶意类别进行分类，又能对训练阶段未出现的新攻击族、新业务流量或新通信行为进行拒识、排序或待确认输出，并能说明拒识原因和风险来源。</w:t>
+      </w:r>
+    </w:p>
+    <w:p>
+      <w:pPr>
+        <w:spacing w:line="360" w:lineRule="auto"/>
+        <w:ind w:firstLineChars="200" w:firstLine="480"/>
+        <w:jc w:val="left"/>
+        <w:rPr>
+          <w:bCs/>
+          <w:sz w:val="24"/>
+          <w:szCs w:val="24"/>
+        </w:rPr>
+      </w:pPr>
+      <w:r>
+        <w:rPr>
+          <w:rFonts w:asciiTheme="minorEastAsia" w:eastAsiaTheme="minorEastAsia" w:hAnsiTheme="minorEastAsia" w:hint="eastAsia"/>
+          <w:sz w:val="24"/>
+          <w:szCs w:val="24"/>
+        </w:rPr>
+        <w:t>未知候选池，是指系统保存未知恶意候选、待确认样本、相似未知簇、确认状态、证据包和更新状态的结构化存储。未知候选池用于持续发现新类、减少重复确认，并在满足可信度条件后支持原型、阈值和模态可靠度更新</w:t>
+      </w:r>
       <w:r>
         <w:rPr>
           <w:sz w:val="24"/>
@@ -808,15 +742,15 @@
         </w:rPr>
         <w:t>，</w:t>
       </w:r>
-      <w:bookmarkStart w:id="8" w:name="OLE_LINK31"/>
-      <w:r>
-        <w:rPr>
-          <w:rFonts w:ascii="宋体" w:hAnsi="宋体" w:hint="eastAsia"/>
-          <w:bCs/>
-        </w:rPr>
-        <w:t>…</w:t>
-      </w:r>
-      <w:bookmarkEnd w:id="8"/>
+      <w:bookmarkStart w:id="2" w:name="OLE_LINK31"/>
+      <w:r>
+        <w:rPr>
+          <w:rFonts w:ascii="宋体" w:hAnsi="宋体" w:hint="eastAsia"/>
+          <w:bCs/>
+        </w:rPr>
+        <w:t>…</w:t>
+      </w:r>
+      <w:bookmarkEnd w:id="2"/>
       <w:r>
         <w:rPr>
           <w:rFonts w:cs="Times New Roman" w:hint="eastAsia"/>
@@ -897,6 +831,7 @@
           <w:rFonts w:cs="Times New Roman" w:hint="eastAsia"/>
           <w:szCs w:val="24"/>
         </w:rPr>
+        <w:lastRenderedPageBreak/>
         <w:t>本阶段</w:t>
       </w:r>
       <w:r>
@@ -956,8 +891,8 @@
           <w:szCs w:val="24"/>
         </w:rPr>
       </w:pPr>
-      <w:bookmarkStart w:id="9" w:name="OLE_LINK32"/>
-      <w:bookmarkStart w:id="10" w:name="OLE_LINK8"/>
+      <w:bookmarkStart w:id="3" w:name="OLE_LINK32"/>
+      <w:bookmarkStart w:id="4" w:name="OLE_LINK8"/>
       <w:r>
         <w:rPr>
           <w:rFonts w:cs="Times New Roman" w:hint="eastAsia"/>
@@ -1036,7 +971,7 @@
         <w:t>。</w:t>
       </w:r>
     </w:p>
-    <w:bookmarkEnd w:id="9"/>
+    <w:bookmarkEnd w:id="3"/>
     <w:p>
       <w:pPr>
         <w:pStyle w:val="Body"/>
@@ -1080,7 +1015,7 @@
         <w:t>。</w:t>
       </w:r>
     </w:p>
-    <w:bookmarkEnd w:id="10"/>
+    <w:bookmarkEnd w:id="4"/>
     <w:p>
       <w:pPr>
         <w:pStyle w:val="Body"/>
@@ -1218,15 +1153,15 @@
         </w:rPr>
         <w:t>首先</w:t>
       </w:r>
-      <w:bookmarkStart w:id="11" w:name="OLE_LINK33"/>
-      <w:r>
-        <w:rPr>
-          <w:rFonts w:ascii="宋体" w:hAnsi="宋体" w:hint="eastAsia"/>
-          <w:bCs/>
-        </w:rPr>
-        <w:t>…</w:t>
-      </w:r>
-      <w:bookmarkEnd w:id="11"/>
+      <w:bookmarkStart w:id="5" w:name="OLE_LINK33"/>
+      <w:r>
+        <w:rPr>
+          <w:rFonts w:ascii="宋体" w:hAnsi="宋体" w:hint="eastAsia"/>
+          <w:bCs/>
+        </w:rPr>
+        <w:t>…</w:t>
+      </w:r>
+      <w:bookmarkEnd w:id="5"/>
       <w:r>
         <w:rPr>
           <w:rFonts w:cs="Times New Roman" w:hint="eastAsia"/>
@@ -1306,7 +1241,6 @@
           <w:rFonts w:cs="Times New Roman" w:hint="eastAsia"/>
           <w:szCs w:val="24"/>
         </w:rPr>
-        <w:lastRenderedPageBreak/>
         <w:t>第</w:t>
       </w:r>
       <w:r>
@@ -1499,7 +1433,7 @@
         <w:t>…</w:t>
       </w:r>
     </w:p>
-    <w:bookmarkEnd w:id="4"/>
+    <w:bookmarkEnd w:id="1"/>
     <w:p>
       <w:pPr>
         <w:spacing w:line="360" w:lineRule="auto"/>
@@ -1574,7 +1508,7 @@
         </w:rPr>
         <w:t>本发明</w:t>
       </w:r>
-      <w:bookmarkStart w:id="12" w:name="OLE_LINK117"/>
+      <w:bookmarkStart w:id="6" w:name="OLE_LINK117"/>
       <w:r>
         <w:rPr>
           <w:sz w:val="24"/>
@@ -1589,7 +1523,7 @@
         </w:rPr>
         <w:t>有益效果为</w:t>
       </w:r>
-      <w:bookmarkEnd w:id="12"/>
+      <w:bookmarkEnd w:id="6"/>
       <w:r>
         <w:rPr>
           <w:sz w:val="24"/>
@@ -2135,7 +2069,7 @@
           <w:sz w:val="24"/>
         </w:rPr>
       </w:pPr>
-      <w:bookmarkStart w:id="13" w:name="_Hlk160095255"/>
+      <w:bookmarkStart w:id="7" w:name="_Hlk160095255"/>
       <w:r>
         <w:rPr>
           <w:rFonts w:ascii="宋体" w:hAnsi="宋体" w:hint="eastAsia"/>
@@ -2175,10 +2109,11 @@
           <w:rFonts w:ascii="宋体" w:hAnsi="宋体" w:hint="eastAsia"/>
           <w:bCs/>
         </w:rPr>
+        <w:lastRenderedPageBreak/>
         <w:t>…；</w:t>
       </w:r>
     </w:p>
-    <w:bookmarkEnd w:id="13"/>
+    <w:bookmarkEnd w:id="7"/>
     <w:p>
       <w:pPr>
         <w:spacing w:line="360" w:lineRule="auto"/>
@@ -2821,32 +2756,32 @@
     </w:r>
     <w:r>
       <w:rPr>
-        <w:rStyle w:val="aa"/>
+        <w:rStyle w:val="ab"/>
       </w:rPr>
       <w:fldChar w:fldCharType="begin"/>
     </w:r>
     <w:r>
       <w:rPr>
-        <w:rStyle w:val="aa"/>
+        <w:rStyle w:val="ab"/>
       </w:rPr>
       <w:instrText xml:space="preserve"> PAGE </w:instrText>
     </w:r>
     <w:r>
       <w:rPr>
-        <w:rStyle w:val="aa"/>
+        <w:rStyle w:val="ab"/>
       </w:rPr>
       <w:fldChar w:fldCharType="separate"/>
     </w:r>
     <w:r>
       <w:rPr>
-        <w:rStyle w:val="aa"/>
+        <w:rStyle w:val="ab"/>
         <w:noProof/>
       </w:rPr>
       <w:t>18</w:t>
     </w:r>
     <w:r>
       <w:rPr>
-        <w:rStyle w:val="aa"/>
+        <w:rStyle w:val="ab"/>
       </w:rPr>
       <w:fldChar w:fldCharType="end"/>
     </w:r>
@@ -2902,7 +2837,7 @@
     </w:r>
     <w:r>
       <w:rPr>
-        <w:rStyle w:val="aa"/>
+        <w:rStyle w:val="ab"/>
         <w:rFonts w:hint="eastAsia"/>
       </w:rPr>
       <w:t>1</w:t>
@@ -2932,32 +2867,32 @@
     </w:r>
     <w:r>
       <w:rPr>
-        <w:rStyle w:val="aa"/>
+        <w:rStyle w:val="ab"/>
       </w:rPr>
       <w:fldChar w:fldCharType="begin"/>
     </w:r>
     <w:r>
       <w:rPr>
-        <w:rStyle w:val="aa"/>
+        <w:rStyle w:val="ab"/>
       </w:rPr>
       <w:instrText xml:space="preserve"> PAGE </w:instrText>
     </w:r>
     <w:r>
       <w:rPr>
-        <w:rStyle w:val="aa"/>
+        <w:rStyle w:val="ab"/>
       </w:rPr>
       <w:fldChar w:fldCharType="separate"/>
     </w:r>
     <w:r>
       <w:rPr>
-        <w:rStyle w:val="aa"/>
+        <w:rStyle w:val="ab"/>
         <w:noProof/>
       </w:rPr>
       <w:t>19</w:t>
     </w:r>
     <w:r>
       <w:rPr>
-        <w:rStyle w:val="aa"/>
+        <w:rStyle w:val="ab"/>
       </w:rPr>
       <w:fldChar w:fldCharType="end"/>
     </w:r>
@@ -2988,32 +2923,32 @@
     </w:r>
     <w:r>
       <w:rPr>
-        <w:rStyle w:val="aa"/>
+        <w:rStyle w:val="ab"/>
       </w:rPr>
       <w:fldChar w:fldCharType="begin"/>
     </w:r>
     <w:r>
       <w:rPr>
-        <w:rStyle w:val="aa"/>
+        <w:rStyle w:val="ab"/>
       </w:rPr>
       <w:instrText xml:space="preserve"> PAGE </w:instrText>
     </w:r>
     <w:r>
       <w:rPr>
-        <w:rStyle w:val="aa"/>
+        <w:rStyle w:val="ab"/>
       </w:rPr>
       <w:fldChar w:fldCharType="separate"/>
     </w:r>
     <w:r>
       <w:rPr>
-        <w:rStyle w:val="aa"/>
+        <w:rStyle w:val="ab"/>
         <w:noProof/>
       </w:rPr>
       <w:t>2</w:t>
     </w:r>
     <w:r>
       <w:rPr>
-        <w:rStyle w:val="aa"/>
+        <w:rStyle w:val="ab"/>
       </w:rPr>
       <w:fldChar w:fldCharType="end"/>
     </w:r>
@@ -3041,32 +2976,32 @@
     </w:r>
     <w:r>
       <w:rPr>
-        <w:rStyle w:val="aa"/>
+        <w:rStyle w:val="ab"/>
       </w:rPr>
       <w:fldChar w:fldCharType="begin"/>
     </w:r>
     <w:r>
       <w:rPr>
-        <w:rStyle w:val="aa"/>
+        <w:rStyle w:val="ab"/>
       </w:rPr>
       <w:instrText xml:space="preserve"> PAGE </w:instrText>
     </w:r>
     <w:r>
       <w:rPr>
-        <w:rStyle w:val="aa"/>
+        <w:rStyle w:val="ab"/>
       </w:rPr>
       <w:fldChar w:fldCharType="separate"/>
     </w:r>
     <w:r>
       <w:rPr>
-        <w:rStyle w:val="aa"/>
+        <w:rStyle w:val="ab"/>
         <w:noProof/>
       </w:rPr>
       <w:t>1</w:t>
     </w:r>
     <w:r>
       <w:rPr>
-        <w:rStyle w:val="aa"/>
+        <w:rStyle w:val="ab"/>
       </w:rPr>
       <w:fldChar w:fldCharType="end"/>
     </w:r>
@@ -4050,17 +3985,18 @@
   <w:style w:type="paragraph" w:styleId="a9">
     <w:name w:val="Body Text"/>
     <w:basedOn w:val="a"/>
+    <w:link w:val="aa"/>
     <w:rsid w:val="009C7F6F"/>
     <w:rPr>
       <w:sz w:val="28"/>
     </w:rPr>
   </w:style>
-  <w:style w:type="character" w:styleId="aa">
+  <w:style w:type="character" w:styleId="ab">
     <w:name w:val="page number"/>
     <w:basedOn w:val="a0"/>
     <w:rsid w:val="009C7F6F"/>
   </w:style>
-  <w:style w:type="paragraph" w:styleId="ab">
+  <w:style w:type="paragraph" w:styleId="ac">
     <w:name w:val="Body Text Indent"/>
     <w:basedOn w:val="a"/>
     <w:rsid w:val="009C7F6F"/>
@@ -4069,7 +4005,7 @@
       <w:ind w:leftChars="200" w:left="420"/>
     </w:pPr>
   </w:style>
-  <w:style w:type="paragraph" w:customStyle="1" w:styleId="ac">
+  <w:style w:type="paragraph" w:customStyle="1" w:styleId="ad">
     <w:name w:val="說明書內文"/>
     <w:rsid w:val="009C7F6F"/>
     <w:pPr>
@@ -4109,7 +4045,7 @@
       <w:sz w:val="28"/>
     </w:rPr>
   </w:style>
-  <w:style w:type="character" w:styleId="ad">
+  <w:style w:type="character" w:styleId="ae">
     <w:name w:val="Hyperlink"/>
     <w:basedOn w:val="a0"/>
     <w:uiPriority w:val="99"/>
@@ -4191,10 +4127,10 @@
       <w:lang w:eastAsia="zh-TW"/>
     </w:rPr>
   </w:style>
-  <w:style w:type="paragraph" w:styleId="ae">
+  <w:style w:type="paragraph" w:styleId="af">
     <w:name w:val="Plain Text"/>
     <w:basedOn w:val="a"/>
-    <w:link w:val="af"/>
+    <w:link w:val="af0"/>
     <w:rsid w:val="009C7F6F"/>
     <w:pPr>
       <w:widowControl/>
@@ -4210,7 +4146,7 @@
       <w:lang w:eastAsia="zh-TW"/>
     </w:rPr>
   </w:style>
-  <w:style w:type="paragraph" w:styleId="af0">
+  <w:style w:type="paragraph" w:styleId="af1">
     <w:name w:val="Normal (Web)"/>
     <w:basedOn w:val="a"/>
     <w:uiPriority w:val="99"/>
@@ -4238,7 +4174,7 @@
       <w:sz w:val="24"/>
     </w:rPr>
   </w:style>
-  <w:style w:type="character" w:styleId="af1">
+  <w:style w:type="character" w:styleId="af2">
     <w:name w:val="annotation reference"/>
     <w:basedOn w:val="a0"/>
     <w:uiPriority w:val="99"/>
@@ -4249,10 +4185,10 @@
       <w:szCs w:val="21"/>
     </w:rPr>
   </w:style>
-  <w:style w:type="paragraph" w:styleId="af2">
+  <w:style w:type="paragraph" w:styleId="af3">
     <w:name w:val="annotation text"/>
     <w:basedOn w:val="a"/>
-    <w:link w:val="af3"/>
+    <w:link w:val="af4"/>
     <w:uiPriority w:val="99"/>
     <w:semiHidden/>
     <w:rsid w:val="003809F7"/>
@@ -4260,11 +4196,11 @@
       <w:jc w:val="left"/>
     </w:pPr>
   </w:style>
-  <w:style w:type="paragraph" w:styleId="af4">
+  <w:style w:type="paragraph" w:styleId="af5">
     <w:name w:val="annotation subject"/>
-    <w:basedOn w:val="af2"/>
-    <w:next w:val="af2"/>
-    <w:link w:val="af5"/>
+    <w:basedOn w:val="af3"/>
+    <w:next w:val="af3"/>
+    <w:link w:val="af6"/>
     <w:uiPriority w:val="99"/>
     <w:semiHidden/>
     <w:rsid w:val="003809F7"/>
@@ -4297,7 +4233,7 @@
       <w:szCs w:val="24"/>
     </w:rPr>
   </w:style>
-  <w:style w:type="character" w:styleId="af6">
+  <w:style w:type="character" w:styleId="af7">
     <w:name w:val="Emphasis"/>
     <w:basedOn w:val="a0"/>
     <w:uiPriority w:val="20"/>
@@ -4321,12 +4257,12 @@
       <w:sz w:val="24"/>
     </w:rPr>
   </w:style>
-  <w:style w:type="character" w:styleId="af7">
+  <w:style w:type="character" w:styleId="af8">
     <w:name w:val="line number"/>
     <w:basedOn w:val="a0"/>
     <w:rsid w:val="00235278"/>
   </w:style>
-  <w:style w:type="paragraph" w:styleId="af8">
+  <w:style w:type="paragraph" w:styleId="af9">
     <w:name w:val="Revision"/>
     <w:hidden/>
     <w:uiPriority w:val="99"/>
@@ -4359,10 +4295,10 @@
     <w:basedOn w:val="a0"/>
     <w:rsid w:val="00CF50E3"/>
   </w:style>
-  <w:style w:type="character" w:customStyle="1" w:styleId="af3">
+  <w:style w:type="character" w:customStyle="1" w:styleId="af4">
     <w:name w:val="批注文字 字符"/>
     <w:basedOn w:val="a0"/>
-    <w:link w:val="af2"/>
+    <w:link w:val="af3"/>
     <w:uiPriority w:val="99"/>
     <w:semiHidden/>
     <w:rsid w:val="003F25AA"/>
@@ -4371,10 +4307,10 @@
       <w:sz w:val="21"/>
     </w:rPr>
   </w:style>
-  <w:style w:type="paragraph" w:styleId="af9">
+  <w:style w:type="paragraph" w:styleId="afa">
     <w:name w:val="List Paragraph"/>
     <w:basedOn w:val="a"/>
-    <w:link w:val="afa"/>
+    <w:link w:val="afb"/>
     <w:uiPriority w:val="34"/>
     <w:qFormat/>
     <w:rsid w:val="00983A39"/>
@@ -4445,7 +4381,7 @@
       <w:szCs w:val="24"/>
     </w:rPr>
   </w:style>
-  <w:style w:type="table" w:styleId="afb">
+  <w:style w:type="table" w:styleId="afc">
     <w:name w:val="Table Grid"/>
     <w:basedOn w:val="a1"/>
     <w:rsid w:val="00404B9A"/>
@@ -4460,10 +4396,10 @@
       </w:tblBorders>
     </w:tblPr>
   </w:style>
-  <w:style w:type="character" w:customStyle="1" w:styleId="afa">
+  <w:style w:type="character" w:customStyle="1" w:styleId="afb">
     <w:name w:val="列表段落 字符"/>
     <w:basedOn w:val="a0"/>
-    <w:link w:val="af9"/>
+    <w:link w:val="afa"/>
     <w:uiPriority w:val="99"/>
     <w:qFormat/>
     <w:rsid w:val="00F94C4D"/>
@@ -4486,7 +4422,7 @@
       <w:szCs w:val="21"/>
     </w:rPr>
   </w:style>
-  <w:style w:type="character" w:styleId="afc">
+  <w:style w:type="character" w:styleId="afd">
     <w:name w:val="FollowedHyperlink"/>
     <w:basedOn w:val="a0"/>
     <w:semiHidden/>
@@ -4497,7 +4433,7 @@
       <w:u w:val="single"/>
     </w:rPr>
   </w:style>
-  <w:style w:type="character" w:styleId="afd">
+  <w:style w:type="character" w:styleId="afe">
     <w:name w:val="Placeholder Text"/>
     <w:basedOn w:val="a0"/>
     <w:uiPriority w:val="99"/>
@@ -4739,10 +4675,10 @@
       <w:sz w:val="18"/>
     </w:rPr>
   </w:style>
-  <w:style w:type="paragraph" w:styleId="afe">
+  <w:style w:type="paragraph" w:styleId="aff">
     <w:name w:val="Document Map"/>
     <w:basedOn w:val="a"/>
-    <w:link w:val="aff"/>
+    <w:link w:val="aff0"/>
     <w:rsid w:val="00EE7D8C"/>
     <w:rPr>
       <w:rFonts w:ascii="Tahoma" w:hAnsi="Tahoma" w:cs="Tahoma"/>
@@ -4751,10 +4687,10 @@
       <w:szCs w:val="16"/>
     </w:rPr>
   </w:style>
-  <w:style w:type="character" w:customStyle="1" w:styleId="aff">
+  <w:style w:type="character" w:customStyle="1" w:styleId="aff0">
     <w:name w:val="文档结构图 字符"/>
     <w:basedOn w:val="a0"/>
-    <w:link w:val="afe"/>
+    <w:link w:val="aff"/>
     <w:rsid w:val="00EE7D8C"/>
     <w:rPr>
       <w:rFonts w:ascii="Tahoma" w:hAnsi="Tahoma" w:cs="Tahoma"/>
@@ -4902,9 +4838,9 @@
       <w:szCs w:val="18"/>
     </w:rPr>
   </w:style>
-  <w:style w:type="paragraph" w:styleId="aff0">
+  <w:style w:type="paragraph" w:styleId="aff1">
     <w:name w:val="No Spacing"/>
-    <w:link w:val="aff1"/>
+    <w:link w:val="aff2"/>
     <w:uiPriority w:val="1"/>
     <w:qFormat/>
     <w:rsid w:val="00EE7D8C"/>
@@ -4915,10 +4851,10 @@
       <w:lang w:eastAsia="en-US"/>
     </w:rPr>
   </w:style>
-  <w:style w:type="character" w:customStyle="1" w:styleId="aff1">
+  <w:style w:type="character" w:customStyle="1" w:styleId="aff2">
     <w:name w:val="无间隔 字符"/>
     <w:basedOn w:val="a0"/>
-    <w:link w:val="aff0"/>
+    <w:link w:val="aff1"/>
     <w:uiPriority w:val="1"/>
     <w:rsid w:val="00EE7D8C"/>
     <w:rPr>
@@ -4939,10 +4875,10 @@
       <w:szCs w:val="20"/>
     </w:rPr>
   </w:style>
-  <w:style w:type="character" w:customStyle="1" w:styleId="af">
+  <w:style w:type="character" w:customStyle="1" w:styleId="af0">
     <w:name w:val="纯文本 字符"/>
     <w:basedOn w:val="a0"/>
-    <w:link w:val="ae"/>
+    <w:link w:val="af"/>
     <w:rsid w:val="00EE7D8C"/>
     <w:rPr>
       <w:rFonts w:ascii="PMingLiU" w:eastAsia="PMingLiU" w:hAnsi="PMingLiU"/>
@@ -4952,10 +4888,10 @@
       <w:lang w:eastAsia="zh-TW"/>
     </w:rPr>
   </w:style>
-  <w:style w:type="character" w:customStyle="1" w:styleId="af5">
+  <w:style w:type="character" w:customStyle="1" w:styleId="af6">
     <w:name w:val="批注主题 字符"/>
-    <w:basedOn w:val="af3"/>
-    <w:link w:val="af4"/>
+    <w:basedOn w:val="af4"/>
+    <w:link w:val="af5"/>
     <w:uiPriority w:val="99"/>
     <w:semiHidden/>
     <w:rsid w:val="00EE7D8C"/>
@@ -4987,6 +4923,16 @@
     <w:name w:val="ng-star-inserted1"/>
     <w:basedOn w:val="a0"/>
     <w:rsid w:val="0021160F"/>
+  </w:style>
+  <w:style w:type="character" w:customStyle="1" w:styleId="aa">
+    <w:name w:val="正文文本 字符"/>
+    <w:basedOn w:val="a0"/>
+    <w:link w:val="a9"/>
+    <w:rsid w:val="00FC3ECD"/>
+    <w:rPr>
+      <w:kern w:val="2"/>
+      <w:sz w:val="28"/>
+    </w:rPr>
   </w:style>
 </w:styles>
 </file>
